--- a/Оценочные_чек-листы/docx/06_Вязание_хирургических_узлов.docx
+++ b/Оценочные_чек-листы/docx/06_Вязание_хирургических_узлов.docx
@@ -106,6 +106,9 @@
     </w:p>
     <w:p>
       <w:pPr>
+        <w:tabs>
+          <w:tab w:val="right" w:pos="10206"/>
+        </w:tabs>
         <w:spacing w:before="0" w:after="200" w:line="240" w:lineRule="auto"/>
         <w:jc w:val="left"/>
       </w:pPr>
@@ -120,6 +123,21 @@
           <w:szCs w:val="22"/>
         </w:rPr>
         <w:t xml:space="preserve">Дата заполнения: _______________</w:t>
+      </w:r>
+      <w:r>
+        <w:tab/>
+      </w:r>
+      <w:r>
+        <w:rPr>
+          <w:rFonts w:ascii="Montserrat" w:cs="Montserrat" w:eastAsia="Montserrat" w:hAnsi="Montserrat"/>
+          <w:b w:val="false"/>
+          <w:bCs w:val="false"/>
+          <w:i w:val="false"/>
+          <w:iCs w:val="false"/>
+          <w:sz w:val="22"/>
+          <w:szCs w:val="22"/>
+        </w:rPr>
+        <w:t xml:space="preserve">Номер препарата: _______________</w:t>
       </w:r>
     </w:p>
     <w:tbl>

--- a/Оценочные_чек-листы/docx/06_Вязание_хирургических_узлов.docx
+++ b/Оценочные_чек-листы/docx/06_Вязание_хирургических_узлов.docx
@@ -381,8 +381,8 @@
             <w:r>
               <w:rPr>
                 <w:rFonts w:ascii="Montserrat" w:cs="Montserrat" w:eastAsia="Montserrat" w:hAnsi="Montserrat"/>
-                <w:b w:val="false"/>
-                <w:bCs w:val="false"/>
+                <w:b/>
+                <w:bCs/>
                 <w:i/>
                 <w:iCs/>
                 <w:sz w:val="20"/>
